--- a/memoire/partie3.docx
+++ b/memoire/partie3.docx
@@ -1057,6 +1057,84 @@
         <w:pStyle w:val="Heading3"/>
       </w:pPr>
       <w:r>
+        <w:t>3.3.2 Ce que ces valeurs doivent au choix de l'équilibre</w:t>
+      </w:r>
+    </w:p>
+    <w:p>
+      <w:r>
+        <w:t>L'équilibre de Kuhn est une famille à un paramètre et le protocole en a retenu un membre, α = 1/3 (§2.2.2). Il faut dire ce que les chiffres ci-dessus lui doivent, d'autant que la réponse départage nettement les énoncés.</w:t>
+      </w:r>
+    </w:p>
+    <w:p>
+      <w:r>
+        <w:rPr>
+          <w:b/>
+        </w:rPr>
+        <w:t>Le résultat principal n'y doit rien.</w:t>
+      </w:r>
+      <w:r>
+        <w:t xml:space="preserve"> L'écart d'exploitation se mesure contre la meilleure réponse, dont l'espérance est indépendante de l'équilibre choisi ; il est donc α-libre, et H1 comme H3 avec lui. Il en va de même de l'énoncé central de cette section : </w:t>
+      </w:r>
+      <w:r>
+        <w:rPr>
+          <w:i/>
+        </w:rPr>
+        <w:t>atteindre exactement le maximum d'exploitation</w:t>
+      </w:r>
+      <w:r>
+        <w:t xml:space="preserve"> équivaut à </w:t>
+      </w:r>
+      <w:r>
+        <w:rPr>
+          <w:i/>
+        </w:rPr>
+        <w:t>afficher un écart nul</w:t>
+      </w:r>
+      <w:r>
+        <w:t>, puisque le maximum et l'écart somment à une constante (§3.1). La conclusion « l'agent exploite jusqu'à l'optimum » vaudrait donc à l'identique pour n'importe quel membre de la famille.</w:t>
+      </w:r>
+    </w:p>
+    <w:p>
+      <w:r>
+        <w:rPr>
+          <w:b/>
+        </w:rPr>
+        <w:t>L'échelle, elle, en dépend entièrement.</w:t>
+      </w:r>
+      <w:r>
+        <w:t xml:space="preserve"> L'espérance de la politique d'équilibre contre les deux adversaires biaisés passe de 1/9 à 2/9 lorsque α va de 0 à 1/3 ; le plafond de la référence récitée descend en conséquence de 8/9 à 7/9 contre Over-folder, et de 2/9 à 1/9 contre Station. Les colonnes du tableau ci-dessus sont donc lisibles à α = 1/3, et à lui seul.</w:t>
+      </w:r>
+    </w:p>
+    <w:p>
+      <w:r>
+        <w:rPr>
+          <w:b/>
+        </w:rPr>
+        <w:t>Une observation change de sens selon α, et c'est celle qu'il faut nuancer.</w:t>
+      </w:r>
+      <w:r>
+        <w:t xml:space="preserve"> Le constat « sans mémoire, l'agent est en dessous de l'équilibre » vaut à α = 1/3 : il y est à −0,111 contre Station. Recalculé contre le membre α = 0 de la famille, le même agent afficherait +0,001 — soit exactement le niveau de l'équilibre. Ce que la campagne établit n'est donc pas que le modèle joue mal dans l'absolu, mais qu'</w:t>
+      </w:r>
+      <w:r>
+        <w:rPr>
+          <w:b/>
+        </w:rPr>
+        <w:t>il n'atteint pas le meilleur équilibre disponible</w:t>
+      </w:r>
+      <w:r>
+        <w:t>, ce qui est une proposition plus faible et plus exacte.</w:t>
+      </w:r>
+    </w:p>
+    <w:p>
+      <w:r>
+        <w:t>Reste que ce choix est le plus exigeant des trois : α = 1/3 est le membre de la famille qui exploite le mieux Station et Over-folder. Le récitant auquel l'agent est comparé est le plus fort que la théorie autorise, et le dépasser est donc un résultat plus fort — non plus faible — que s'il avait été comparé à un récitant plus timide.</w:t>
+      </w:r>
+    </w:p>
+    <w:p>
+      <w:pPr>
+        <w:pStyle w:val="Heading3"/>
+      </w:pPr>
+      <w:r>
         <w:t>3.3.1 Le contrôle négatif</w:t>
       </w:r>
     </w:p>
@@ -1168,7 +1246,7 @@
     </w:p>
     <w:p>
       <w:r>
-        <w:t>Il faut ajouter que la condition ICL n'est pas désavantagée par la capacité : sa fenêtre contient trois séries entières, soit 450 manches de journal brut, là où les notes de l'agent tiennent en 377 à 1 561 caractères (§3.5). Si l'une des deux conditions dispose de plus d'information à l'instant de décider, c'est ICL.</w:t>
+        <w:t>Il faut ajouter que la condition ICL n'est pas désavantagée par la capacité : sa fenêtre contient trois séries entières, soit 450 manches de journal brut, là où les notes de l'agent tiennent en 333 à 1 906 caractères (§3.5). Si l'une des deux conditions dispose de plus d'information à l'instant de décider, c'est ICL.</w:t>
       </w:r>
     </w:p>
     <w:p>
@@ -2289,7 +2367,7 @@
         <w:t>une règle unique et positive</w:t>
       </w:r>
       <w:r>
-        <w:t xml:space="preserve"> : engager, quel que soit le sceau. Elle ne demande aucune distinction entre les cartes, et le journal brut la porte de façon transparente — trois cents engagements suivis de trois cents retraits adverses n'admettent qu'une lecture. Les deux mécanismes l'extraient immédiatement et intégralement.</w:t>
+        <w:t xml:space="preserve"> : engager, quel que soit le sceau. Elle ne demande aucune distinction entre les cartes, et le journal brut la porte de façon transparente — cent cinquante engagements suivis de cent cinquante retraits adverses, à chaque série, n'admettent qu'une lecture. Les deux mécanismes l'extraient immédiatement et intégralement.</w:t>
       </w:r>
     </w:p>
     <w:p>
@@ -2399,7 +2477,7 @@
         <w:t>La condition ICL n'a pas été jouée contre l'adversaire à l'équilibre.</w:t>
       </w:r>
       <w:r>
-        <w:t xml:space="preserve"> Cet arbitrage est exposé et assumé au §2.2.7 : il n'y a rien d'exploitable à retenir contre un adversaire sans faille, et le contrôle négatif est acquis par ailleurs sur trente séries en SM et en AE. Mais la question a d'abord été posée par le budget, et la vérification qu'une réinjection d'historique ne bat pas l'équilibre contre l'équilibre n'a donc pas été faite.</w:t>
+        <w:t xml:space="preserve"> Cet arbitrage est exposé et assumé au §2.2.7 : il n'y a rien d'exploitable à retenir contre un adversaire sans faille, et le contrôle négatif est acquis par ailleurs sur trente-neuf séries en SM et en AE. Mais la question a d'abord été posée par le budget, et la vérification qu'une réinjection d'historique ne bat pas l'équilibre contre l'équilibre n'a donc pas été faite.</w:t>
       </w:r>
     </w:p>
     <w:p>

--- a/memoire/partie3.docx
+++ b/memoire/partie3.docx
@@ -1057,77 +1057,59 @@
         <w:pStyle w:val="Heading3"/>
       </w:pPr>
       <w:r>
-        <w:t>3.3.2 Ce que ces valeurs doivent au choix de l'équilibre</w:t>
+        <w:t>3.3.1 Le contrôle négatif</w:t>
       </w:r>
     </w:p>
     <w:p>
       <w:r>
-        <w:t>L'équilibre de Kuhn est une famille à un paramètre et le protocole en a retenu un membre, α = 1/3 (§2.2.2). Il faut dire ce que les chiffres ci-dessus lui doivent, d'autant que la réponse départage nettement les énoncés.</w:t>
+        <w:t>L'adversaire jouant l'équilibre fournit une falsification interne du dispositif de mesure. Contre lui, aucune politique ne peut rapporter davantage que l'équilibre : la référence récitée ne peut pas y devenir positive, ni l'écart négatif — deux formulations d'une seule condition (§3.1). Une violation invaliderait l'ensemble des mesures de la campagne.</w:t>
       </w:r>
     </w:p>
     <w:p>
+      <w:r>
+        <w:t xml:space="preserve">Sur les trente-neuf séries jouées contre cet adversaire, </w:t>
+      </w:r>
       <w:r>
         <w:rPr>
           <w:b/>
         </w:rPr>
-        <w:t>Le résultat principal n'y doit rien.</w:t>
-      </w:r>
-      <w:r>
-        <w:t xml:space="preserve"> L'écart d'exploitation se mesure contre la meilleure réponse, dont l'espérance est indépendante de l'équilibre choisi ; il est donc α-libre, et H1 comme H3 avec lui. Il en va de même de l'énoncé central de cette section : </w:t>
-      </w:r>
-      <w:r>
-        <w:rPr>
-          <w:i/>
-        </w:rPr>
-        <w:t>atteindre exactement le maximum d'exploitation</w:t>
-      </w:r>
-      <w:r>
-        <w:t xml:space="preserve"> équivaut à </w:t>
-      </w:r>
-      <w:r>
-        <w:rPr>
-          <w:i/>
-        </w:rPr>
-        <w:t>afficher un écart nul</w:t>
-      </w:r>
-      <w:r>
-        <w:t>, puisque le maximum et l'écart somment à une constante (§3.1). La conclusion « l'agent exploite jusqu'à l'optimum » vaudrait donc à l'identique pour n'importe quel membre de la famille.</w:t>
-      </w:r>
-    </w:p>
-    <w:p>
+        <w:t>la référence récitée n'est jamais positive</w:t>
+      </w:r>
+      <w:r>
+        <w:t xml:space="preserve"> et </w:t>
+      </w:r>
       <w:r>
         <w:rPr>
           <w:b/>
         </w:rPr>
-        <w:t>L'échelle, elle, en dépend entièrement.</w:t>
-      </w:r>
-      <w:r>
-        <w:t xml:space="preserve"> L'espérance de la politique d'équilibre contre les deux adversaires biaisés passe de 1/9 à 2/9 lorsque α va de 0 à 1/3 ; le plafond de la référence récitée descend en conséquence de 8/9 à 7/9 contre Over-folder, et de 2/9 à 1/9 contre Station. Les colonnes du tableau ci-dessus sont donc lisibles à α = 1/3, et à lui seul.</w:t>
+        <w:t>l'écart jamais négatif</w:t>
+      </w:r>
+      <w:r>
+        <w:t>. Six séries atteignent exactement zéro : l'agent y joue une meilleure réponse à l'équilibre, encaissant exactement la valeur du jeu. Aucune ne dépasse. Le contrôle tient.</w:t>
       </w:r>
     </w:p>
     <w:p>
+      <w:r>
+        <w:t xml:space="preserve">Reste un fait qu'il faut interpréter et non écarter : </w:t>
+      </w:r>
       <w:r>
         <w:rPr>
           <w:b/>
         </w:rPr>
-        <w:t>Une observation change de sens selon α, et c'est celle qu'il faut nuancer.</w:t>
-      </w:r>
-      <w:r>
-        <w:t xml:space="preserve"> Le constat « sans mémoire, l'agent est en dessous de l'équilibre » vaut à α = 1/3 : il y est à −0,111 contre Station. Recalculé contre le membre α = 0 de la famille, le même agent afficherait +0,001 — soit exactement le niveau de l'équilibre. Ce que la campagne établit n'est donc pas que le modèle joue mal dans l'absolu, mais qu'</w:t>
-      </w:r>
-      <w:r>
-        <w:rPr>
-          <w:b/>
-        </w:rPr>
-        <w:t>il n'atteint pas le meilleur équilibre disponible</w:t>
-      </w:r>
-      <w:r>
-        <w:t>, ce qui est une proposition plus faible et plus exacte.</w:t>
+        <w:t>l'écart décroît aussi contre GTO</w:t>
+      </w:r>
+      <w:r>
+        <w:t>, de 0,161 à la première série à 0,008 à la dixième. Ce n'est pas un artefact, et le chapitre de méthode a été corrigé sur ce point — sa formulation initiale tenait toute décroissance contre cet adversaire pour un défaut invalidant, critère qui, pris au mot, aurait invalidé des résultats sains.</w:t>
       </w:r>
     </w:p>
     <w:p>
       <w:r>
-        <w:t>Reste que ce choix est le plus exigeant des trois : α = 1/3 est le membre de la famille qui exploite le mieux Station et Over-folder. Le récitant auquel l'agent est comparé est le plus fort que la théorie autorise, et le dépasser est donc un résultat plus fort — non plus faible — que s'il avait été comparé à un récitant plus timide.</w:t>
+        <w:t>L'explication tient à ce que l'écart mesure. Il mesure la distance à la meilleure réponse, et contre un adversaire à l'équilibre, toute meilleure réponse rapporte exactement la valeur du jeu. Un agent qui cesse de commettre des fautes grossières s'en rapproche donc sans exploiter quoi que ce soit. La distinction entre les deux lectures est tranchée par la condition sans mémoire : si cette décroissance venait de l'instrument, elle s'y observerait aussi, sur les mêmes distributions et le même calcul. Elle ne s'y observe pas.</w:t>
+      </w:r>
+    </w:p>
+    <w:p>
+      <w:r>
+        <w:t>Contre GTO, la mémoire ne sert donc qu'à corriger des erreurs propres — et l'on notera que l'écart n'y atteint jamais zéro de façon stable, contrairement aux deux adversaires exploitables. La section 3.6 montrera pourquoi.</w:t>
       </w:r>
     </w:p>
     <w:p>
@@ -1135,59 +1117,77 @@
         <w:pStyle w:val="Heading3"/>
       </w:pPr>
       <w:r>
-        <w:t>3.3.1 Le contrôle négatif</w:t>
+        <w:t>3.3.2 Ce que ces valeurs doivent au choix de l'équilibre</w:t>
       </w:r>
     </w:p>
     <w:p>
       <w:r>
-        <w:t>L'adversaire jouant l'équilibre fournit une falsification interne du dispositif de mesure. Contre lui, aucune politique ne peut rapporter davantage que l'équilibre : la référence récitée ne peut pas y devenir positive, ni l'écart négatif — deux formulations d'une seule condition (§3.1). Une violation invaliderait l'ensemble des mesures de la campagne.</w:t>
+        <w:t>L'équilibre de Kuhn est une famille à un paramètre et le protocole en a retenu un membre, α = 1/3 (§2.2.2). Il faut dire ce que les chiffres de cette section lui doivent, d'autant que la réponse départage nettement les énoncés.</w:t>
       </w:r>
     </w:p>
     <w:p>
-      <w:r>
-        <w:t xml:space="preserve">Sur les trente-neuf séries jouées contre cet adversaire, </w:t>
-      </w:r>
       <w:r>
         <w:rPr>
           <w:b/>
         </w:rPr>
-        <w:t>la référence récitée n'est jamais positive</w:t>
-      </w:r>
-      <w:r>
-        <w:t xml:space="preserve"> et </w:t>
-      </w:r>
+        <w:t>Le résultat principal n'y doit rien.</w:t>
+      </w:r>
+      <w:r>
+        <w:t xml:space="preserve"> L'écart d'exploitation se mesure contre la meilleure réponse, dont l'espérance est indépendante de l'équilibre choisi ; il est donc α-libre, et H1 comme H3 avec lui. Il en va de même de l'énoncé central de cette section : </w:t>
+      </w:r>
+      <w:r>
+        <w:rPr>
+          <w:i/>
+        </w:rPr>
+        <w:t>atteindre exactement le maximum d'exploitation</w:t>
+      </w:r>
+      <w:r>
+        <w:t xml:space="preserve"> équivaut à </w:t>
+      </w:r>
+      <w:r>
+        <w:rPr>
+          <w:i/>
+        </w:rPr>
+        <w:t>afficher un écart nul</w:t>
+      </w:r>
+      <w:r>
+        <w:t>, puisque le maximum et l'écart somment à une constante (§3.1). La conclusion « l'agent exploite jusqu'à l'optimum » vaudrait donc à l'identique pour n'importe quel membre de la famille.</w:t>
+      </w:r>
+    </w:p>
+    <w:p>
       <w:r>
         <w:rPr>
           <w:b/>
         </w:rPr>
-        <w:t>l'écart jamais négatif</w:t>
-      </w:r>
-      <w:r>
-        <w:t>. Six séries atteignent exactement zéro : l'agent y joue une meilleure réponse à l'équilibre, encaissant exactement la valeur du jeu. Aucune ne dépasse. Le contrôle tient.</w:t>
+        <w:t>L'échelle, elle, en dépend entièrement.</w:t>
+      </w:r>
+      <w:r>
+        <w:t xml:space="preserve"> L'espérance de la politique d'équilibre contre les deux adversaires biaisés passe de 1/9 à 2/9 lorsque α va de 0 à 1/3 ; le plafond de la référence récitée descend en conséquence de 8/9 à 7/9 contre Over-folder, et de 2/9 à 1/9 contre Station. Les colonnes du tableau d'ouverture de cette section sont donc lisibles à α = 1/3, et à lui seul.</w:t>
       </w:r>
     </w:p>
     <w:p>
-      <w:r>
-        <w:t xml:space="preserve">Reste un fait qu'il faut interpréter et non écarter : </w:t>
-      </w:r>
       <w:r>
         <w:rPr>
           <w:b/>
         </w:rPr>
-        <w:t>l'écart décroît aussi contre GTO</w:t>
-      </w:r>
-      <w:r>
-        <w:t>, de 0,161 à la première série à 0,008 à la dixième. Ce n'est pas un artefact, et le chapitre de méthode a été corrigé sur ce point — sa formulation initiale tenait toute décroissance contre cet adversaire pour un défaut invalidant, critère qui, pris au mot, aurait invalidé des résultats sains.</w:t>
+        <w:t>Une observation change de sens selon α, et c'est celle qu'il faut nuancer.</w:t>
+      </w:r>
+      <w:r>
+        <w:t xml:space="preserve"> Le constat « sans mémoire, l'agent est en dessous de l'équilibre » vaut à α = 1/3 : il y est à −0,111 contre Station. Recalculé contre le membre α = 0 de la famille, le même agent afficherait +0,001 — soit exactement le niveau de l'équilibre. Ce que la campagne établit n'est donc pas que le modèle joue mal dans l'absolu, mais qu'</w:t>
+      </w:r>
+      <w:r>
+        <w:rPr>
+          <w:b/>
+        </w:rPr>
+        <w:t>il n'atteint pas le meilleur équilibre disponible</w:t>
+      </w:r>
+      <w:r>
+        <w:t>, ce qui est une proposition plus faible et plus exacte.</w:t>
       </w:r>
     </w:p>
     <w:p>
       <w:r>
-        <w:t>L'explication tient à ce que l'écart mesure. Il mesure la distance à la meilleure réponse, et contre un adversaire à l'équilibre, toute meilleure réponse rapporte exactement la valeur du jeu. Un agent qui cesse de commettre des fautes grossières s'en rapproche donc sans exploiter quoi que ce soit. La distinction entre les deux lectures est tranchée par la condition sans mémoire : si cette décroissance venait de l'instrument, elle s'y observerait aussi, sur les mêmes distributions et le même calcul. Elle ne s'y observe pas.</w:t>
-      </w:r>
-    </w:p>
-    <w:p>
-      <w:r>
-        <w:t>Contre GTO, la mémoire ne sert donc qu'à corriger des erreurs propres — et l'on notera que l'écart n'y atteint jamais zéro de façon stable, contrairement aux deux adversaires exploitables. La section 3.6 montrera pourquoi.</w:t>
+        <w:t>Reste que ce choix est le plus exigeant des trois : α = 1/3 est le membre de la famille qui exploite le mieux Station et Over-folder. Le récitant auquel l'agent est comparé est le plus fort que la théorie autorise, et le dépasser est donc un résultat plus fort — non plus faible — que s'il avait été comparé à un récitant plus timide.</w:t>
       </w:r>
     </w:p>
     <w:p>

--- a/memoire/partie3.docx
+++ b/memoire/partie3.docx
@@ -330,7 +330,7 @@
       <w:r>
         <w:drawing>
           <wp:inline xmlns:a="http://schemas.openxmlformats.org/drawingml/2006/main" xmlns:pic="http://schemas.openxmlformats.org/drawingml/2006/picture">
-            <wp:extent cx="5760000" cy="1877333"/>
+            <wp:extent cx="5760000" cy="2073600"/>
             <wp:docPr id="1" name="Picture 1"/>
             <wp:cNvGraphicFramePr>
               <a:graphicFrameLocks noChangeAspect="1"/>
@@ -351,7 +351,7 @@
                   <pic:spPr>
                     <a:xfrm>
                       <a:off x="0" y="0"/>
-                      <a:ext cx="5760000" cy="1877333"/>
+                      <a:ext cx="5760000" cy="2073600"/>
                     </a:xfrm>
                     <a:prstGeom prst="rect"/>
                   </pic:spPr>
